--- a/FSDI 110 - Assignment 1 - RESTful API.docx
+++ b/FSDI 110 - Assignment 1 - RESTful API.docx
@@ -37,7 +37,6 @@
         <w:pStyle w:val="NormalWeb"/>
         <w:rPr>
           <w:rFonts w:ascii="Arial" w:hAnsi="Arial" w:cs="Arial"/>
-          <w:lang w:val="en-US"/>
         </w:rPr>
       </w:pPr>
       <w:r>
@@ -49,7 +48,6 @@
       <w:r>
         <w:rPr>
           <w:rFonts w:ascii="Arial" w:hAnsi="Arial" w:cs="Arial"/>
-          <w:lang w:val="en-US"/>
         </w:rPr>
         <w:t xml:space="preserve"> Charles Taggart</w:t>
       </w:r>
@@ -59,7 +57,6 @@
         <w:pStyle w:val="NormalWeb"/>
         <w:rPr>
           <w:rFonts w:ascii="Arial" w:hAnsi="Arial" w:cs="Arial"/>
-          <w:lang w:val="en-US"/>
         </w:rPr>
       </w:pPr>
       <w:r>
@@ -71,7 +68,6 @@
       <w:r>
         <w:rPr>
           <w:rFonts w:ascii="Arial" w:hAnsi="Arial" w:cs="Arial"/>
-          <w:lang w:val="en-US"/>
         </w:rPr>
         <w:t xml:space="preserve"> FSDI 110 / Cohort 65</w:t>
       </w:r>
@@ -81,7 +77,6 @@
         <w:pStyle w:val="NormalWeb"/>
         <w:rPr>
           <w:rFonts w:ascii="Arial" w:hAnsi="Arial" w:cs="Arial"/>
-          <w:lang w:val="en-US"/>
         </w:rPr>
       </w:pPr>
       <w:r>
@@ -93,7 +88,6 @@
       <w:r>
         <w:rPr>
           <w:rFonts w:ascii="Arial" w:hAnsi="Arial" w:cs="Arial"/>
-          <w:lang w:val="en-US"/>
         </w:rPr>
         <w:t xml:space="preserve"> Assignment 1 – RESTful API</w:t>
       </w:r>
@@ -110,6 +104,27 @@
           <w:rFonts w:ascii="Arial" w:hAnsi="Arial" w:cs="Arial"/>
         </w:rPr>
         <w:t>GitHub Repository Link:</w:t>
+      </w:r>
+      <w:r>
+        <w:rPr>
+          <w:rFonts w:ascii="Arial" w:hAnsi="Arial" w:cs="Arial"/>
+        </w:rPr>
+        <w:t xml:space="preserve"> </w:t>
+      </w:r>
+      <w:hyperlink r:id="rId7" w:history="1">
+        <w:r>
+          <w:rPr>
+            <w:rStyle w:val="Hyperlink"/>
+            <w:rFonts w:ascii="Arial" w:hAnsi="Arial" w:cs="Arial"/>
+          </w:rPr>
+          <w:t>https://github.com/chucktagg83/110-server.git</w:t>
+        </w:r>
+      </w:hyperlink>
+      <w:r>
+        <w:rPr>
+          <w:rFonts w:ascii="Arial" w:hAnsi="Arial" w:cs="Arial"/>
+        </w:rPr>
+        <w:t xml:space="preserve"> </w:t>
       </w:r>
     </w:p>
     <w:p>
@@ -207,12 +222,12 @@
         <w:spacing w:line="360" w:lineRule="auto"/>
         <w:rPr>
           <w:rFonts w:ascii="Arial" w:hAnsi="Arial" w:cs="Arial"/>
-          <w:lang w:val="en-US"/>
-        </w:rPr>
-      </w:pPr>
-      <w:r>
-        <w:rPr>
-          <w:rFonts w:ascii="Arial" w:hAnsi="Arial" w:cs="Arial"/>
+        </w:rPr>
+      </w:pPr>
+      <w:r>
+        <w:rPr>
+          <w:rFonts w:ascii="Arial" w:hAnsi="Arial" w:cs="Arial"/>
+          <w:noProof/>
         </w:rPr>
         <w:drawing>
           <wp:inline distT="0" distB="0" distL="0" distR="0" wp14:anchorId="0E2E2C71" wp14:editId="5227613D">
@@ -230,7 +245,7 @@
                     <pic:cNvPicPr/>
                   </pic:nvPicPr>
                   <pic:blipFill>
-                    <a:blip r:embed="rId7"/>
+                    <a:blip r:embed="rId8"/>
                     <a:stretch>
                       <a:fillRect/>
                     </a:stretch>
@@ -256,12 +271,12 @@
         <w:spacing w:line="360" w:lineRule="auto"/>
         <w:rPr>
           <w:rFonts w:ascii="Arial" w:hAnsi="Arial" w:cs="Arial"/>
-          <w:lang w:val="en-US"/>
-        </w:rPr>
-      </w:pPr>
-      <w:r>
-        <w:rPr>
-          <w:rFonts w:ascii="Arial" w:hAnsi="Arial" w:cs="Arial"/>
+        </w:rPr>
+      </w:pPr>
+      <w:r>
+        <w:rPr>
+          <w:rFonts w:ascii="Arial" w:hAnsi="Arial" w:cs="Arial"/>
+          <w:noProof/>
         </w:rPr>
         <w:lastRenderedPageBreak/>
         <w:drawing>
@@ -280,7 +295,7 @@
                     <pic:cNvPicPr/>
                   </pic:nvPicPr>
                   <pic:blipFill>
-                    <a:blip r:embed="rId8"/>
+                    <a:blip r:embed="rId9"/>
                     <a:stretch>
                       <a:fillRect/>
                     </a:stretch>
@@ -306,13 +321,12 @@
         <w:spacing w:line="360" w:lineRule="auto"/>
         <w:rPr>
           <w:rFonts w:ascii="Arial" w:hAnsi="Arial" w:cs="Arial"/>
-          <w:lang w:val="en-US"/>
-        </w:rPr>
-      </w:pPr>
-      <w:r>
-        <w:rPr>
-          <w:rFonts w:ascii="Arial" w:hAnsi="Arial" w:cs="Arial"/>
-          <w:lang w:val="en-US"/>
+        </w:rPr>
+      </w:pPr>
+      <w:r>
+        <w:rPr>
+          <w:rFonts w:ascii="Arial" w:hAnsi="Arial" w:cs="Arial"/>
+          <w:noProof/>
         </w:rPr>
         <w:drawing>
           <wp:inline distT="0" distB="0" distL="0" distR="0" wp14:anchorId="23E508CB" wp14:editId="0D67CE3B">
@@ -330,7 +344,7 @@
                     <pic:cNvPicPr/>
                   </pic:nvPicPr>
                   <pic:blipFill>
-                    <a:blip r:embed="rId9"/>
+                    <a:blip r:embed="rId10"/>
                     <a:stretch>
                       <a:fillRect/>
                     </a:stretch>
@@ -389,6 +403,7 @@
       <w:r>
         <w:rPr>
           <w:rFonts w:ascii="Arial" w:hAnsi="Arial" w:cs="Arial"/>
+          <w:noProof/>
         </w:rPr>
         <w:drawing>
           <wp:inline distT="0" distB="0" distL="0" distR="0" wp14:anchorId="21EF2710" wp14:editId="1B2453C4">
@@ -406,7 +421,7 @@
                     <pic:cNvPicPr/>
                   </pic:nvPicPr>
                   <pic:blipFill>
-                    <a:blip r:embed="rId10"/>
+                    <a:blip r:embed="rId11"/>
                     <a:stretch>
                       <a:fillRect/>
                     </a:stretch>
@@ -518,7 +533,7 @@
       </w:pPr>
     </w:p>
     <w:sectPr>
-      <w:headerReference w:type="default" r:id="rId11"/>
+      <w:headerReference w:type="default" r:id="rId12"/>
       <w:pgSz w:w="12240" w:h="15840"/>
       <w:pgMar w:top="1440" w:right="1440" w:bottom="1440" w:left="1440" w:header="708" w:footer="708" w:gutter="0"/>
       <w:cols w:space="708"/>
@@ -1076,7 +1091,7 @@
         <w:kern w:val="2"/>
         <w:sz w:val="24"/>
         <w:szCs w:val="24"/>
-        <w:lang w:eastAsia="en-US" w:bidi="ar-SA"/>
+        <w:lang w:val="en-US" w:eastAsia="en-US" w:bidi="ar-SA"/>
         <w14:ligatures w14:val="standardContextual"/>
       </w:rPr>
     </w:rPrDefault>
@@ -2037,6 +2052,29 @@
     <w:uiPriority w:val="99"/>
     <w:rsid w:val="00C97C9B"/>
   </w:style>
+  <w:style w:type="character" w:styleId="Hyperlink">
+    <w:name w:val="Hyperlink"/>
+    <w:basedOn w:val="DefaultParagraphFont"/>
+    <w:uiPriority w:val="99"/>
+    <w:unhideWhenUsed/>
+    <w:rsid w:val="005A27BC"/>
+    <w:rPr>
+      <w:color w:val="467886" w:themeColor="hyperlink"/>
+      <w:u w:val="single"/>
+    </w:rPr>
+  </w:style>
+  <w:style w:type="character" w:styleId="UnresolvedMention">
+    <w:name w:val="Unresolved Mention"/>
+    <w:basedOn w:val="DefaultParagraphFont"/>
+    <w:uiPriority w:val="99"/>
+    <w:semiHidden/>
+    <w:unhideWhenUsed/>
+    <w:rsid w:val="005A27BC"/>
+    <w:rPr>
+      <w:color w:val="605E5C"/>
+      <w:shd w:val="clear" w:color="auto" w:fill="E1DFDD"/>
+    </w:rPr>
+  </w:style>
 </w:styles>
 </file>
 
